--- a/assets/files/Tianyu_Zhou_CV.docx
+++ b/assets/files/Tianyu_Zhou_CV.docx
@@ -17,16 +17,30 @@
     </w:p>
     <w:p>
       <w:pPr>
-        <w:spacing w:after="40"/>
+        <w:spacing w:after="40" w:line="240" w:lineRule="auto"/>
         <w:jc w:val="center"/>
       </w:pPr>
       <w:r>
         <w:rPr>
+          <w:b/>
           <w:sz w:val="16"/>
         </w:rPr>
-        <w:t xml:space="preserve">Shenzhen, China | </w:t>
+        <w:t xml:space="preserve">City: </w:t>
       </w:r>
-      <w:hyperlink r:id="rId6" w:history="1">
+      <w:r>
+        <w:rPr>
+          <w:sz w:val="16"/>
+        </w:rPr>
+        <w:t xml:space="preserve">Shenzhen, China  |  </w:t>
+      </w:r>
+      <w:r>
+        <w:rPr>
+          <w:b/>
+          <w:sz w:val="16"/>
+        </w:rPr>
+        <w:t xml:space="preserve">Email: </w:t>
+      </w:r>
+      <w:hyperlink r:id="rId6">
         <w:r>
           <w:rPr>
             <w:color w:val="1F4E79"/>
@@ -41,7 +55,20 @@
         <w:rPr>
           <w:sz w:val="16"/>
         </w:rPr>
-        <w:t xml:space="preserve"> | +86 136 7188 8695</w:t>
+        <w:t xml:space="preserve">  |  </w:t>
+      </w:r>
+      <w:r>
+        <w:rPr>
+          <w:b/>
+          <w:sz w:val="16"/>
+        </w:rPr>
+        <w:t xml:space="preserve">Phone: </w:t>
+      </w:r>
+      <w:r>
+        <w:rPr>
+          <w:sz w:val="16"/>
+        </w:rPr>
+        <w:t>+86 136 7188 8695</w:t>
       </w:r>
     </w:p>
     <w:p>
@@ -331,7 +358,25 @@
             <w:szCs w:val="17"/>
             <w:u w:val="single"/>
           </w:rPr>
-          <w:t>Benyou Wang</w:t>
+          <w:t xml:space="preserve">Benyou </w:t>
+        </w:r>
+        <w:r>
+          <w:rPr>
+            <w:i/>
+            <w:color w:val="1F4E79"/>
+            <w:szCs w:val="17"/>
+            <w:u w:val="single"/>
+          </w:rPr>
+          <w:t>W</w:t>
+        </w:r>
+        <w:r>
+          <w:rPr>
+            <w:i/>
+            <w:color w:val="1F4E79"/>
+            <w:szCs w:val="17"/>
+            <w:u w:val="single"/>
+          </w:rPr>
+          <w:t>ang</w:t>
         </w:r>
       </w:hyperlink>
       <w:r>
@@ -365,16 +410,22 @@
         <w:ind w:left="202" w:hanging="144"/>
       </w:pPr>
       <w:r>
-        <w:t xml:space="preserve">• </w:t>
+        <w:rPr>
+          <w:b/>
+        </w:rPr>
+        <w:t>• My Role &amp; Method: Proposed a representation-probing framework using final-layer embeddings</w:t>
+      </w:r>
+      <w:r>
+        <w:t xml:space="preserve"> to separately probe EEG-intrinsic and peripheral physiological features, and to derive a </w:t>
       </w:r>
       <w:r>
         <w:rPr>
           <w:b/>
         </w:rPr>
-        <w:t xml:space="preserve">My Role &amp; Method: </w:t>
+        <w:t>ratio-based metric for representation purity/noise robustness</w:t>
       </w:r>
       <w:r>
-        <w:t>Proposed a representation-probing framework using final-layer embeddings to separately probe EEG-intrinsic and peripheral physiological features, and to derive a ratio-based metric for representation purity/noise robustness.</w:t>
+        <w:t>.</w:t>
       </w:r>
     </w:p>
     <w:p>
@@ -383,16 +434,22 @@
         <w:ind w:left="202" w:hanging="144"/>
       </w:pPr>
       <w:r>
-        <w:t xml:space="preserve">• </w:t>
+        <w:rPr>
+          <w:b/>
+        </w:rPr>
+        <w:t xml:space="preserve">• Status: </w:t>
+      </w:r>
+      <w:r>
+        <w:t xml:space="preserve">Ongoing; </w:t>
       </w:r>
       <w:r>
         <w:rPr>
           <w:b/>
         </w:rPr>
-        <w:t xml:space="preserve">Status: </w:t>
+        <w:t>benchmark formulation, probing protocol, and robustness metric</w:t>
       </w:r>
       <w:r>
-        <w:t>Ongoing; benchmark formulation, probing protocol, and robustness metric are under development.</w:t>
+        <w:t xml:space="preserve"> are under development.</w:t>
       </w:r>
     </w:p>
     <w:tbl>
@@ -481,7 +538,25 @@
             <w:szCs w:val="17"/>
             <w:u w:val="single"/>
           </w:rPr>
-          <w:t>Shixiong Chen</w:t>
+          <w:t>Shixio</w:t>
+        </w:r>
+        <w:r>
+          <w:rPr>
+            <w:i/>
+            <w:color w:val="1F4E79"/>
+            <w:szCs w:val="17"/>
+            <w:u w:val="single"/>
+          </w:rPr>
+          <w:t>n</w:t>
+        </w:r>
+        <w:r>
+          <w:rPr>
+            <w:i/>
+            <w:color w:val="1F4E79"/>
+            <w:szCs w:val="17"/>
+            <w:u w:val="single"/>
+          </w:rPr>
+          <w:t>g Chen</w:t>
         </w:r>
       </w:hyperlink>
       <w:r>
@@ -515,16 +590,13 @@
         <w:ind w:left="202" w:hanging="144"/>
       </w:pPr>
       <w:r>
-        <w:t xml:space="preserve">• </w:t>
-      </w:r>
-      <w:r>
         <w:rPr>
           <w:b/>
         </w:rPr>
-        <w:t xml:space="preserve">My Role: </w:t>
+        <w:t>• My Role: Led the project end-to-end</w:t>
       </w:r>
       <w:r>
-        <w:t>Led the project end-to-end, covering the research idea, architecture, preprocessing/training pipeline, experimental design, implementation, and result analysis.</w:t>
+        <w:t>, covering the research idea, architecture, preprocessing/training pipeline, experimental design, implementation, and result analysis.</w:t>
       </w:r>
     </w:p>
     <w:p>
@@ -533,19 +605,29 @@
         <w:ind w:left="202" w:hanging="144"/>
       </w:pPr>
       <w:r>
-        <w:t xml:space="preserve">• </w:t>
+        <w:rPr>
+          <w:b/>
+        </w:rPr>
+        <w:t>• Method &amp; Output: Developed a multi-resolution, phase-aware spatio-temporal network</w:t>
+      </w:r>
+      <w:r>
+        <w:t xml:space="preserve"> with STFT magnitude/phase representations on CHB-MIT and Siena; performed </w:t>
       </w:r>
       <w:r>
         <w:rPr>
           <w:b/>
         </w:rPr>
-        <w:t xml:space="preserve">Method &amp; Output: </w:t>
+        <w:t>cross-validation, leave-one-subject-out evaluation, ablations, and t-SNE analysis</w:t>
       </w:r>
       <w:r>
-        <w:t>Developed a multi-resolution, phase-aware spatio-temporal network with STFT magnitude/phase representations on CHB-MIT and Siena; performed cross-validation, leave-one-subject-out evaluation, ablations, and t-SNE analysis. Co-first-author manuscript is under review at IEEE JBHI.</w:t>
+        <w:t xml:space="preserve">. </w:t>
       </w:r>
-      <w:bookmarkStart w:id="0" w:name="_GoBack"/>
-      <w:bookmarkEnd w:id="0"/>
+      <w:r>
+        <w:rPr>
+          <w:b/>
+        </w:rPr>
+        <w:t>Co-first-author manuscript is under review at IEEE JBHI.</w:t>
+      </w:r>
     </w:p>
     <w:tbl>
       <w:tblPr>
@@ -650,16 +732,31 @@
         <w:ind w:left="202" w:hanging="144"/>
       </w:pPr>
       <w:r>
-        <w:t xml:space="preserve">• </w:t>
+        <w:rPr>
+          <w:b/>
+        </w:rPr>
+        <w:t>• My Role &amp; Method: Designed the overall model</w:t>
+      </w:r>
+      <w:r>
+        <w:t xml:space="preserve"> and participated throughout the experimental pipeline; </w:t>
       </w:r>
       <w:r>
         <w:rPr>
           <w:b/>
         </w:rPr>
-        <w:t xml:space="preserve">My Role &amp; Method: </w:t>
+        <w:t>built a multi-expert EEG framework</w:t>
       </w:r>
       <w:r>
-        <w:t>Designed the overall model and participated throughout the experimental pipeline; built a multi-expert EEG framework using DE/PSD features, task-specific/shared channel-mixing experts, and reciprocal cross-attention (RMCA) to leverage auxiliary diagnosis information.</w:t>
+        <w:t xml:space="preserve"> using DE/PSD features, task-specific/shared channel-mixing experts, and </w:t>
+      </w:r>
+      <w:r>
+        <w:rPr>
+          <w:b/>
+        </w:rPr>
+        <w:t>reciprocal cross-attention (RMCA)</w:t>
+      </w:r>
+      <w:r>
+        <w:t xml:space="preserve"> to leverage auxiliary diagnosis information.</w:t>
       </w:r>
     </w:p>
     <w:p>
@@ -668,16 +765,22 @@
         <w:ind w:left="202" w:hanging="144"/>
       </w:pPr>
       <w:r>
-        <w:t xml:space="preserve">• </w:t>
+        <w:rPr>
+          <w:b/>
+        </w:rPr>
+        <w:t>• Result: Achieved 70% accuracy</w:t>
+      </w:r>
+      <w:r>
+        <w:t xml:space="preserve"> in a leave-six-subject evaluation and received the </w:t>
       </w:r>
       <w:r>
         <w:rPr>
           <w:b/>
         </w:rPr>
-        <w:t xml:space="preserve">Result: </w:t>
+        <w:t>National Third Prize</w:t>
       </w:r>
       <w:r>
-        <w:t>Achieved 70% accuracy in a leave-six-subject evaluation and received the National Third Prize.</w:t>
+        <w:t>.</w:t>
       </w:r>
     </w:p>
     <w:tbl>
@@ -766,7 +869,25 @@
             <w:szCs w:val="17"/>
             <w:u w:val="single"/>
           </w:rPr>
-          <w:t>Raymond K. Y. Tong</w:t>
+          <w:t xml:space="preserve">Raymond </w:t>
+        </w:r>
+        <w:r>
+          <w:rPr>
+            <w:i/>
+            <w:color w:val="1F4E79"/>
+            <w:szCs w:val="17"/>
+            <w:u w:val="single"/>
+          </w:rPr>
+          <w:t>K</w:t>
+        </w:r>
+        <w:r>
+          <w:rPr>
+            <w:i/>
+            <w:color w:val="1F4E79"/>
+            <w:szCs w:val="17"/>
+            <w:u w:val="single"/>
+          </w:rPr>
+          <w:t>. Y. Tong</w:t>
         </w:r>
       </w:hyperlink>
       <w:r>
@@ -800,16 +921,40 @@
         <w:ind w:left="202" w:hanging="144"/>
       </w:pPr>
       <w:r>
-        <w:t xml:space="preserve">• </w:t>
+        <w:rPr>
+          <w:b/>
+        </w:rPr>
+        <w:t xml:space="preserve">• My Role &amp; Method: </w:t>
+      </w:r>
+      <w:r>
+        <w:t xml:space="preserve">Conducted literature review, </w:t>
       </w:r>
       <w:r>
         <w:rPr>
           <w:b/>
         </w:rPr>
-        <w:t xml:space="preserve">My Role &amp; Method: </w:t>
+        <w:t>co-designed the psychological paradigm</w:t>
       </w:r>
       <w:r>
-        <w:t>Conducted literature review, co-designed the psychological paradigm, implemented and validated the full E-Prime task, integrated stimulation and physiological recording equipment, and prepared the experimental workflow for data collection.</w:t>
+        <w:t xml:space="preserve">, </w:t>
+      </w:r>
+      <w:r>
+        <w:rPr>
+          <w:b/>
+        </w:rPr>
+        <w:t>implemented and validated the full E-Prime task</w:t>
+      </w:r>
+      <w:r>
+        <w:t xml:space="preserve">, </w:t>
+      </w:r>
+      <w:r>
+        <w:rPr>
+          <w:b/>
+        </w:rPr>
+        <w:t>integrated stimulation and physiological recording equipment</w:t>
+      </w:r>
+      <w:r>
+        <w:t>, and prepared the experimental workflow for data collection.</w:t>
       </w:r>
     </w:p>
     <w:p>
@@ -818,16 +963,21 @@
         <w:ind w:left="202" w:hanging="144"/>
       </w:pPr>
       <w:r>
-        <w:t xml:space="preserve">• </w:t>
+        <w:rPr>
+          <w:b/>
+        </w:rPr>
+        <w:t>• Pilot Progress: Completed pilot-system integration and initial EEG/he</w:t>
       </w:r>
+      <w:bookmarkStart w:id="0" w:name="_GoBack"/>
+      <w:bookmarkEnd w:id="0"/>
       <w:r>
         <w:rPr>
           <w:b/>
         </w:rPr>
-        <w:t xml:space="preserve">Pilot Progress: </w:t>
+        <w:t>art-rate data acquisition</w:t>
       </w:r>
       <w:r>
-        <w:t>Completed pilot-system integration and initial EEG/heart-rate data acquisition; no formal academic output yet.</w:t>
+        <w:t>; no formal academic output yet.</w:t>
       </w:r>
     </w:p>
     <w:tbl>
@@ -916,7 +1066,25 @@
             <w:szCs w:val="17"/>
             <w:u w:val="single"/>
           </w:rPr>
-          <w:t>Guozhen Liu</w:t>
+          <w:t>Guoz</w:t>
+        </w:r>
+        <w:r>
+          <w:rPr>
+            <w:i/>
+            <w:color w:val="1F4E79"/>
+            <w:szCs w:val="17"/>
+            <w:u w:val="single"/>
+          </w:rPr>
+          <w:t>h</w:t>
+        </w:r>
+        <w:r>
+          <w:rPr>
+            <w:i/>
+            <w:color w:val="1F4E79"/>
+            <w:szCs w:val="17"/>
+            <w:u w:val="single"/>
+          </w:rPr>
+          <w:t>en Liu</w:t>
         </w:r>
       </w:hyperlink>
       <w:r>
@@ -932,16 +1100,22 @@
         <w:ind w:left="202" w:hanging="144"/>
       </w:pPr>
       <w:r>
-        <w:t xml:space="preserve">• </w:t>
+        <w:rPr>
+          <w:b/>
+        </w:rPr>
+        <w:t>• Method &amp; Result: Optimized the smartphone-assisted hCG lateral flow assay detection limit to 2 ng/mL</w:t>
+      </w:r>
+      <w:r>
+        <w:t xml:space="preserve"> through experimental refinement; </w:t>
       </w:r>
       <w:r>
         <w:rPr>
           <w:b/>
         </w:rPr>
-        <w:t xml:space="preserve">Method &amp; Result: </w:t>
+        <w:t>presented the project at MED Research Day 2024</w:t>
       </w:r>
       <w:r>
-        <w:t>Optimized the smartphone-assisted hCG lateral flow assay detection limit to 2 ng/mL through experimental refinement; presented the project at MED Research Day 2024.</w:t>
+        <w:t>.</w:t>
       </w:r>
     </w:p>
     <w:p>
@@ -998,13 +1172,7 @@
         <w:rPr>
           <w:sz w:val="15"/>
         </w:rPr>
-        <w:t>Domain</w:t>
-      </w:r>
-      <w:r>
-        <w:rPr>
-          <w:sz w:val="15"/>
-        </w:rPr>
-        <w:t xml:space="preserve"> Adaptation &amp; Generalization, Large Language Model Fine-tuning</w:t>
+        <w:t>Domain Adaptation &amp; Generalization, Large Language Model Fine-tuning</w:t>
       </w:r>
     </w:p>
     <w:p>
@@ -13114,7 +13282,7 @@
 </file>
 
 <file path=customXml/itemProps1.xml><?xml version="1.0" encoding="utf-8"?>
-<ds:datastoreItem xmlns:ds="http://schemas.openxmlformats.org/officeDocument/2006/customXml" ds:itemID="{A90B9CB9-8630-4021-8384-F79AF79BAA13}">
+<ds:datastoreItem xmlns:ds="http://schemas.openxmlformats.org/officeDocument/2006/customXml" ds:itemID="{C0C88A16-969C-4BF5-949B-BFBA4557AA4F}">
   <ds:schemaRefs>
     <ds:schemaRef ds:uri="http://schemas.openxmlformats.org/officeDocument/2006/bibliography"/>
   </ds:schemaRefs>

--- a/assets/files/Tianyu_Zhou_CV.docx
+++ b/assets/files/Tianyu_Zhou_CV.docx
@@ -6,6 +6,10 @@
       <w:pPr>
         <w:spacing w:after="0"/>
         <w:jc w:val="center"/>
+        <w:rPr>
+          <w:b/>
+          <w:sz w:val="43"/>
+        </w:rPr>
       </w:pPr>
       <w:r>
         <w:rPr>
@@ -17,8 +21,11 @@
     </w:p>
     <w:p>
       <w:pPr>
-        <w:spacing w:after="40" w:line="240" w:lineRule="auto"/>
+        <w:spacing w:after="0"/>
         <w:jc w:val="center"/>
+        <w:rPr>
+          <w:rFonts w:hint="eastAsia"/>
+        </w:rPr>
       </w:pPr>
       <w:r>
         <w:rPr>
@@ -70,6 +77,54 @@
         </w:rPr>
         <w:t>+86 136 7188 8695</w:t>
       </w:r>
+      <w:r>
+        <w:rPr>
+          <w:sz w:val="16"/>
+        </w:rPr>
+        <w:t xml:space="preserve"> | </w:t>
+      </w:r>
+      <w:r>
+        <w:rPr>
+          <w:b/>
+          <w:sz w:val="16"/>
+        </w:rPr>
+        <w:t>PHP</w:t>
+      </w:r>
+      <w:r>
+        <w:rPr>
+          <w:rFonts w:hint="eastAsia"/>
+          <w:b/>
+          <w:sz w:val="16"/>
+        </w:rPr>
+        <w:t>:</w:t>
+      </w:r>
+      <w:r>
+        <w:rPr>
+          <w:b/>
+          <w:sz w:val="16"/>
+        </w:rPr>
+        <w:t xml:space="preserve"> </w:t>
+      </w:r>
+      <w:hyperlink r:id="rId7" w:history="1">
+        <w:r>
+          <w:rPr>
+            <w:rStyle w:val="aff9"/>
+          </w:rPr>
+          <w:t>https://michael</w:t>
+        </w:r>
+        <w:r>
+          <w:rPr>
+            <w:rStyle w:val="aff9"/>
+          </w:rPr>
+          <w:t>z</w:t>
+        </w:r>
+        <w:r>
+          <w:rPr>
+            <w:rStyle w:val="aff9"/>
+          </w:rPr>
+          <w:t>hou25.github.io/</w:t>
+        </w:r>
+      </w:hyperlink>
     </w:p>
     <w:p>
       <w:pPr>
@@ -194,6 +249,8 @@
         </w:rPr>
         <w:t>1/35</w:t>
       </w:r>
+      <w:bookmarkStart w:id="0" w:name="_GoBack"/>
+      <w:bookmarkEnd w:id="0"/>
     </w:p>
     <w:p>
       <w:pPr>
@@ -350,7 +407,7 @@
         </w:rPr>
         <w:t xml:space="preserve">Prof. </w:t>
       </w:r>
-      <w:hyperlink r:id="rId7" w:history="1">
+      <w:hyperlink r:id="rId8" w:history="1">
         <w:r>
           <w:rPr>
             <w:i/>
@@ -358,25 +415,7 @@
             <w:szCs w:val="17"/>
             <w:u w:val="single"/>
           </w:rPr>
-          <w:t xml:space="preserve">Benyou </w:t>
-        </w:r>
-        <w:r>
-          <w:rPr>
-            <w:i/>
-            <w:color w:val="1F4E79"/>
-            <w:szCs w:val="17"/>
-            <w:u w:val="single"/>
-          </w:rPr>
-          <w:t>W</w:t>
-        </w:r>
-        <w:r>
-          <w:rPr>
-            <w:i/>
-            <w:color w:val="1F4E79"/>
-            <w:szCs w:val="17"/>
-            <w:u w:val="single"/>
-          </w:rPr>
-          <w:t>ang</w:t>
+          <w:t>Benyou Wang</w:t>
         </w:r>
       </w:hyperlink>
       <w:r>
@@ -530,7 +569,7 @@
         </w:rPr>
         <w:t xml:space="preserve">Prof. </w:t>
       </w:r>
-      <w:hyperlink r:id="rId8" w:history="1">
+      <w:hyperlink r:id="rId9" w:history="1">
         <w:r>
           <w:rPr>
             <w:i/>
@@ -538,25 +577,7 @@
             <w:szCs w:val="17"/>
             <w:u w:val="single"/>
           </w:rPr>
-          <w:t>Shixio</w:t>
-        </w:r>
-        <w:r>
-          <w:rPr>
-            <w:i/>
-            <w:color w:val="1F4E79"/>
-            <w:szCs w:val="17"/>
-            <w:u w:val="single"/>
-          </w:rPr>
-          <w:t>n</w:t>
-        </w:r>
-        <w:r>
-          <w:rPr>
-            <w:i/>
-            <w:color w:val="1F4E79"/>
-            <w:szCs w:val="17"/>
-            <w:u w:val="single"/>
-          </w:rPr>
-          <w:t>g Chen</w:t>
+          <w:t>Shixiong Chen</w:t>
         </w:r>
       </w:hyperlink>
       <w:r>
@@ -861,7 +882,7 @@
         </w:rPr>
         <w:t xml:space="preserve">Prof. </w:t>
       </w:r>
-      <w:hyperlink r:id="rId9" w:history="1">
+      <w:hyperlink r:id="rId10" w:history="1">
         <w:r>
           <w:rPr>
             <w:i/>
@@ -869,25 +890,7 @@
             <w:szCs w:val="17"/>
             <w:u w:val="single"/>
           </w:rPr>
-          <w:t xml:space="preserve">Raymond </w:t>
-        </w:r>
-        <w:r>
-          <w:rPr>
-            <w:i/>
-            <w:color w:val="1F4E79"/>
-            <w:szCs w:val="17"/>
-            <w:u w:val="single"/>
-          </w:rPr>
-          <w:t>K</w:t>
-        </w:r>
-        <w:r>
-          <w:rPr>
-            <w:i/>
-            <w:color w:val="1F4E79"/>
-            <w:szCs w:val="17"/>
-            <w:u w:val="single"/>
-          </w:rPr>
-          <w:t>. Y. Tong</w:t>
+          <w:t>Raymond K. Y. Tong</w:t>
         </w:r>
       </w:hyperlink>
       <w:r>
@@ -966,15 +969,7 @@
         <w:rPr>
           <w:b/>
         </w:rPr>
-        <w:t>• Pilot Progress: Completed pilot-system integration and initial EEG/he</w:t>
-      </w:r>
-      <w:bookmarkStart w:id="0" w:name="_GoBack"/>
-      <w:bookmarkEnd w:id="0"/>
-      <w:r>
-        <w:rPr>
-          <w:b/>
-        </w:rPr>
-        <w:t>art-rate data acquisition</w:t>
+        <w:t>• Pilot Progress: Completed pilot-system integration and initial EEG/heart-rate data acquisition</w:t>
       </w:r>
       <w:r>
         <w:t>; no formal academic output yet.</w:t>
@@ -1058,7 +1053,7 @@
         </w:rPr>
         <w:t xml:space="preserve">Prof. </w:t>
       </w:r>
-      <w:hyperlink r:id="rId10" w:history="1">
+      <w:hyperlink r:id="rId11" w:history="1">
         <w:r>
           <w:rPr>
             <w:i/>
@@ -1066,25 +1061,7 @@
             <w:szCs w:val="17"/>
             <w:u w:val="single"/>
           </w:rPr>
-          <w:t>Guoz</w:t>
-        </w:r>
-        <w:r>
-          <w:rPr>
-            <w:i/>
-            <w:color w:val="1F4E79"/>
-            <w:szCs w:val="17"/>
-            <w:u w:val="single"/>
-          </w:rPr>
-          <w:t>h</w:t>
-        </w:r>
-        <w:r>
-          <w:rPr>
-            <w:i/>
-            <w:color w:val="1F4E79"/>
-            <w:szCs w:val="17"/>
-            <w:u w:val="single"/>
-          </w:rPr>
-          <w:t>en Liu</w:t>
+          <w:t>Guozhen Liu</w:t>
         </w:r>
       </w:hyperlink>
       <w:r>
@@ -12954,6 +12931,29 @@
       <w:rFonts w:ascii="Times New Roman" w:eastAsia="Times New Roman" w:hAnsi="Times New Roman"/>
     </w:rPr>
   </w:style>
+  <w:style w:type="character" w:styleId="aff9">
+    <w:name w:val="Hyperlink"/>
+    <w:basedOn w:val="a2"/>
+    <w:uiPriority w:val="99"/>
+    <w:unhideWhenUsed/>
+    <w:rsid w:val="00043C03"/>
+    <w:rPr>
+      <w:color w:val="0000FF" w:themeColor="hyperlink"/>
+      <w:u w:val="single"/>
+    </w:rPr>
+  </w:style>
+  <w:style w:type="character" w:styleId="affa">
+    <w:name w:val="FollowedHyperlink"/>
+    <w:basedOn w:val="a2"/>
+    <w:uiPriority w:val="99"/>
+    <w:semiHidden/>
+    <w:unhideWhenUsed/>
+    <w:rsid w:val="00043C03"/>
+    <w:rPr>
+      <w:color w:val="800080" w:themeColor="followedHyperlink"/>
+      <w:u w:val="single"/>
+    </w:rPr>
+  </w:style>
 </w:styles>
 </file>
 
@@ -13282,7 +13282,7 @@
 </file>
 
 <file path=customXml/itemProps1.xml><?xml version="1.0" encoding="utf-8"?>
-<ds:datastoreItem xmlns:ds="http://schemas.openxmlformats.org/officeDocument/2006/customXml" ds:itemID="{C0C88A16-969C-4BF5-949B-BFBA4557AA4F}">
+<ds:datastoreItem xmlns:ds="http://schemas.openxmlformats.org/officeDocument/2006/customXml" ds:itemID="{44736AEA-2FC2-4F30-8F83-7AA07C503277}">
   <ds:schemaRefs>
     <ds:schemaRef ds:uri="http://schemas.openxmlformats.org/officeDocument/2006/bibliography"/>
   </ds:schemaRefs>
